--- a/spa/docx/05.content.docx
+++ b/spa/docx/05.content.docx
@@ -19,7 +19,7 @@
         <w:rPr>
           <w:lang w:val="es_ES" w:bidi="es_ES"/>
         </w:rPr>
-        <w:t>Resource: Notas de Estudio - Introducciones a los Libros (Tyndale)</w:t>
+        <w:t>Resource: Tyndale Open Study Notes</w:t>
       </w:r>
       <w:r>
         <w:rPr>
@@ -112,7 +112,7 @@
         <w:rPr>
           <w:lang w:val="es_ES" w:bidi="es_ES"/>
         </w:rPr>
-        <w:t>Notas de Estudio - Introducciones a los Libros (Tyndale)</w:t>
+        <w:t>Tyndale Open Study Notes</w:t>
       </w:r>
     </w:p>
     <w:p>

--- a/spa/docx/05.content.docx
+++ b/spa/docx/05.content.docx
@@ -19,7 +19,7 @@
         <w:rPr>
           <w:lang w:val="es_ES" w:bidi="es_ES"/>
         </w:rPr>
-        <w:t>Resource: Tyndale Open Study Notes</w:t>
+        <w:t>Resource: Aquifer Open Study Notes (Book Intros)</w:t>
       </w:r>
       <w:r>
         <w:rPr>
@@ -112,7 +112,7 @@
         <w:rPr>
           <w:lang w:val="es_ES" w:bidi="es_ES"/>
         </w:rPr>
-        <w:t>Tyndale Open Study Notes</w:t>
+        <w:t>Aquifer Open Study Notes (Book Intros)</w:t>
       </w:r>
     </w:p>
     <w:p>

--- a/spa/docx/05.content.docx
+++ b/spa/docx/05.content.docx
@@ -233,18 +233,12 @@
         </w:rPr>
         <w:t>Dios primero reveló la "constitución" nacional de Israel a Moisés en el Sinaí (</w:t>
       </w:r>
-      <w:hyperlink r:id="rId13">
-        <w:r>
-          <w:rPr>
-            <w:lang w:val="es_ES" w:bidi="es_ES"/>
-          </w:rPr>
-          <w:rPr>
-            <w:color w:val="0000EE"/>
-            <w:u w:val="single"/>
-          </w:rPr>
-          <w:t>Éxodo 20–23</w:t>
-        </w:r>
-      </w:hyperlink>
+      <w:r>
+        <w:rPr>
+          <w:lang w:val="es_ES" w:bidi="es_ES"/>
+        </w:rPr>
+        <w:t>Éxodo 20–23</w:t>
+      </w:r>
       <w:r>
         <w:rPr>
           <w:lang w:val="es_ES" w:bidi="es_ES"/>
@@ -298,18 +292,12 @@
         </w:rPr>
         <w:t>Moisés sabía que moriría antes de llevar a su pueblo a su destino. Entonces, antes de su muerte, necesitaba recordar a la gente los términos del pacto que Dios le había revelado. El pacto inicial, adecuado para Israel mientras se dirigía a Canaán, se había hecho treinta y ocho años antes en el Sinaí (</w:t>
       </w:r>
-      <w:hyperlink r:id="rId14">
-        <w:r>
-          <w:rPr>
-            <w:lang w:val="es_ES" w:bidi="es_ES"/>
-          </w:rPr>
-          <w:rPr>
-            <w:color w:val="0000EE"/>
-            <w:u w:val="single"/>
-          </w:rPr>
-          <w:t>Éxodo 19–24</w:t>
-        </w:r>
-      </w:hyperlink>
+      <w:r>
+        <w:rPr>
+          <w:lang w:val="es_ES" w:bidi="es_ES"/>
+        </w:rPr>
+        <w:t>Éxodo 19–24</w:t>
+      </w:r>
       <w:r>
         <w:rPr>
           <w:lang w:val="es_ES" w:bidi="es_ES"/>
@@ -381,18 +369,12 @@
           <w:lang w:val="es_ES" w:bidi="es_ES"/>
         </w:rPr>
       </w:r>
-      <w:hyperlink r:id="rId15">
-        <w:r>
-          <w:rPr>
-            <w:lang w:val="es_ES" w:bidi="es_ES"/>
-          </w:rPr>
-          <w:rPr>
-            <w:color w:val="0000EE"/>
-            <w:u w:val="single"/>
-          </w:rPr>
-          <w:t>1:1–5</w:t>
-        </w:r>
-      </w:hyperlink>
+      <w:r>
+        <w:rPr>
+          <w:lang w:val="es_ES" w:bidi="es_ES"/>
+        </w:rPr>
+        <w:t>1:1–5</w:t>
+      </w:r>
       <w:r>
         <w:rPr>
           <w:lang w:val="es_ES" w:bidi="es_ES"/>
@@ -411,18 +393,12 @@
           <w:lang w:val="es_ES" w:bidi="es_ES"/>
         </w:rPr>
       </w:r>
-      <w:hyperlink r:id="rId16">
-        <w:r>
-          <w:rPr>
-            <w:lang w:val="es_ES" w:bidi="es_ES"/>
-          </w:rPr>
-          <w:rPr>
-            <w:color w:val="0000EE"/>
-            <w:u w:val="single"/>
-          </w:rPr>
-          <w:t>1:6–4:49</w:t>
-        </w:r>
-      </w:hyperlink>
+      <w:r>
+        <w:rPr>
+          <w:lang w:val="es_ES" w:bidi="es_ES"/>
+        </w:rPr>
+        <w:t>1:6–4:49</w:t>
+      </w:r>
       <w:r>
         <w:rPr>
           <w:lang w:val="es_ES" w:bidi="es_ES"/>
@@ -441,18 +417,12 @@
           <w:lang w:val="es_ES" w:bidi="es_ES"/>
         </w:rPr>
       </w:r>
-      <w:hyperlink r:id="rId17">
-        <w:r>
-          <w:rPr>
-            <w:lang w:val="es_ES" w:bidi="es_ES"/>
-          </w:rPr>
-          <w:rPr>
-            <w:color w:val="0000EE"/>
-            <w:u w:val="single"/>
-          </w:rPr>
-          <w:t>5:1–26:15</w:t>
-        </w:r>
-      </w:hyperlink>
+      <w:r>
+        <w:rPr>
+          <w:lang w:val="es_ES" w:bidi="es_ES"/>
+        </w:rPr>
+        <w:t>5:1–26:15</w:t>
+      </w:r>
       <w:r>
         <w:rPr>
           <w:lang w:val="es_ES" w:bidi="es_ES"/>
@@ -471,18 +441,12 @@
           <w:lang w:val="es_ES" w:bidi="es_ES"/>
         </w:rPr>
       </w:r>
-      <w:hyperlink r:id="rId18">
-        <w:r>
-          <w:rPr>
-            <w:lang w:val="es_ES" w:bidi="es_ES"/>
-          </w:rPr>
-          <w:rPr>
-            <w:color w:val="0000EE"/>
-            <w:u w:val="single"/>
-          </w:rPr>
-          <w:t>26:16–29:1</w:t>
-        </w:r>
-      </w:hyperlink>
+      <w:r>
+        <w:rPr>
+          <w:lang w:val="es_ES" w:bidi="es_ES"/>
+        </w:rPr>
+        <w:t>26:16–29:1</w:t>
+      </w:r>
       <w:r>
         <w:rPr>
           <w:lang w:val="es_ES" w:bidi="es_ES"/>
@@ -501,18 +465,12 @@
           <w:lang w:val="es_ES" w:bidi="es_ES"/>
         </w:rPr>
       </w:r>
-      <w:hyperlink r:id="rId19">
-        <w:r>
-          <w:rPr>
-            <w:lang w:val="es_ES" w:bidi="es_ES"/>
-          </w:rPr>
-          <w:rPr>
-            <w:color w:val="0000EE"/>
-            <w:u w:val="single"/>
-          </w:rPr>
-          <w:t>29:2–30:20</w:t>
-        </w:r>
-      </w:hyperlink>
+      <w:r>
+        <w:rPr>
+          <w:lang w:val="es_ES" w:bidi="es_ES"/>
+        </w:rPr>
+        <w:t>29:2–30:20</w:t>
+      </w:r>
       <w:r>
         <w:rPr>
           <w:lang w:val="es_ES" w:bidi="es_ES"/>
@@ -531,18 +489,12 @@
           <w:lang w:val="es_ES" w:bidi="es_ES"/>
         </w:rPr>
       </w:r>
-      <w:hyperlink r:id="rId20">
-        <w:r>
-          <w:rPr>
-            <w:lang w:val="es_ES" w:bidi="es_ES"/>
-          </w:rPr>
-          <w:rPr>
-            <w:color w:val="0000EE"/>
-            <w:u w:val="single"/>
-          </w:rPr>
-          <w:t>31:1–29</w:t>
-        </w:r>
-      </w:hyperlink>
+      <w:r>
+        <w:rPr>
+          <w:lang w:val="es_ES" w:bidi="es_ES"/>
+        </w:rPr>
+        <w:t>31:1–29</w:t>
+      </w:r>
       <w:r>
         <w:rPr>
           <w:lang w:val="es_ES" w:bidi="es_ES"/>
@@ -561,18 +513,12 @@
           <w:lang w:val="es_ES" w:bidi="es_ES"/>
         </w:rPr>
       </w:r>
-      <w:hyperlink r:id="rId21">
-        <w:r>
-          <w:rPr>
-            <w:lang w:val="es_ES" w:bidi="es_ES"/>
-          </w:rPr>
-          <w:rPr>
-            <w:color w:val="0000EE"/>
-            <w:u w:val="single"/>
-          </w:rPr>
-          <w:t>31:30–32:43</w:t>
-        </w:r>
-      </w:hyperlink>
+      <w:r>
+        <w:rPr>
+          <w:lang w:val="es_ES" w:bidi="es_ES"/>
+        </w:rPr>
+        <w:t>31:30–32:43</w:t>
+      </w:r>
       <w:r>
         <w:rPr>
           <w:lang w:val="es_ES" w:bidi="es_ES"/>
@@ -618,180 +564,120 @@
         </w:rPr>
         <w:t xml:space="preserve">La tradición judía y cristiana de larga data sostiene que Moisés escribió Deuteronomio. Tanto el Antiguo Testamento como el Nuevo Testamento reconocen la autoría de Moisés del libro (ver </w:t>
       </w:r>
-      <w:hyperlink r:id="rId22">
-        <w:r>
-          <w:rPr>
-            <w:lang w:val="es_ES" w:bidi="es_ES"/>
-          </w:rPr>
-          <w:rPr>
-            <w:color w:val="0000EE"/>
-            <w:u w:val="single"/>
-          </w:rPr>
-          <w:t>1 Reyes 2:3,</w:t>
-        </w:r>
-      </w:hyperlink>
+      <w:r>
+        <w:rPr>
+          <w:lang w:val="es_ES" w:bidi="es_ES"/>
+        </w:rPr>
+        <w:t>1 Reyes 2:3,</w:t>
+      </w:r>
       <w:r>
         <w:rPr>
           <w:lang w:val="es_ES" w:bidi="es_ES"/>
         </w:rPr>
         <w:t xml:space="preserve"> </w:t>
       </w:r>
-      <w:hyperlink r:id="rId23">
-        <w:r>
-          <w:rPr>
-            <w:lang w:val="es_ES" w:bidi="es_ES"/>
-          </w:rPr>
-          <w:rPr>
-            <w:color w:val="0000EE"/>
-            <w:u w:val="single"/>
-          </w:rPr>
-          <w:t>2 Reyes 14:6,</w:t>
-        </w:r>
-      </w:hyperlink>
+      <w:r>
+        <w:rPr>
+          <w:lang w:val="es_ES" w:bidi="es_ES"/>
+        </w:rPr>
+        <w:t>2 Reyes 14:6,</w:t>
+      </w:r>
       <w:r>
         <w:rPr>
           <w:lang w:val="es_ES" w:bidi="es_ES"/>
         </w:rPr>
         <w:t xml:space="preserve"> </w:t>
       </w:r>
-      <w:hyperlink r:id="rId24">
-        <w:r>
-          <w:rPr>
-            <w:lang w:val="es_ES" w:bidi="es_ES"/>
-          </w:rPr>
-          <w:rPr>
-            <w:color w:val="0000EE"/>
-            <w:u w:val="single"/>
-          </w:rPr>
-          <w:t>2 Crónicas 25:4,</w:t>
-        </w:r>
-      </w:hyperlink>
+      <w:r>
+        <w:rPr>
+          <w:lang w:val="es_ES" w:bidi="es_ES"/>
+        </w:rPr>
+        <w:t>2 Crónicas 25:4,</w:t>
+      </w:r>
       <w:r>
         <w:rPr>
           <w:lang w:val="es_ES" w:bidi="es_ES"/>
         </w:rPr>
         <w:t xml:space="preserve"> </w:t>
       </w:r>
-      <w:hyperlink r:id="rId25">
-        <w:r>
-          <w:rPr>
-            <w:lang w:val="es_ES" w:bidi="es_ES"/>
-          </w:rPr>
-          <w:rPr>
-            <w:color w:val="0000EE"/>
-            <w:u w:val="single"/>
-          </w:rPr>
-          <w:t>Esdras 3:2,</w:t>
-        </w:r>
-      </w:hyperlink>
+      <w:r>
+        <w:rPr>
+          <w:lang w:val="es_ES" w:bidi="es_ES"/>
+        </w:rPr>
+        <w:t>Esdras 3:2,</w:t>
+      </w:r>
       <w:r>
         <w:rPr>
           <w:lang w:val="es_ES" w:bidi="es_ES"/>
         </w:rPr>
         <w:t xml:space="preserve"> </w:t>
       </w:r>
-      <w:hyperlink r:id="rId26">
-        <w:r>
-          <w:rPr>
-            <w:lang w:val="es_ES" w:bidi="es_ES"/>
-          </w:rPr>
-          <w:rPr>
-            <w:color w:val="0000EE"/>
-            <w:u w:val="single"/>
-          </w:rPr>
-          <w:t>Mateo 19:7,</w:t>
-        </w:r>
-      </w:hyperlink>
+      <w:r>
+        <w:rPr>
+          <w:lang w:val="es_ES" w:bidi="es_ES"/>
+        </w:rPr>
+        <w:t>Mateo 19:7,</w:t>
+      </w:r>
       <w:r>
         <w:rPr>
           <w:lang w:val="es_ES" w:bidi="es_ES"/>
         </w:rPr>
         <w:t xml:space="preserve"> </w:t>
       </w:r>
-      <w:hyperlink r:id="rId27">
-        <w:r>
-          <w:rPr>
-            <w:lang w:val="es_ES" w:bidi="es_ES"/>
-          </w:rPr>
-          <w:rPr>
-            <w:color w:val="0000EE"/>
-            <w:u w:val="single"/>
-          </w:rPr>
-          <w:t>Marcos 12:19,</w:t>
-        </w:r>
-      </w:hyperlink>
+      <w:r>
+        <w:rPr>
+          <w:lang w:val="es_ES" w:bidi="es_ES"/>
+        </w:rPr>
+        <w:t>Marcos 12:19,</w:t>
+      </w:r>
       <w:r>
         <w:rPr>
           <w:lang w:val="es_ES" w:bidi="es_ES"/>
         </w:rPr>
         <w:t xml:space="preserve"> </w:t>
       </w:r>
-      <w:hyperlink r:id="rId28">
-        <w:r>
-          <w:rPr>
-            <w:lang w:val="es_ES" w:bidi="es_ES"/>
-          </w:rPr>
-          <w:rPr>
-            <w:color w:val="0000EE"/>
-            <w:u w:val="single"/>
-          </w:rPr>
-          <w:t>Lucas 20:28,</w:t>
-        </w:r>
-      </w:hyperlink>
+      <w:r>
+        <w:rPr>
+          <w:lang w:val="es_ES" w:bidi="es_ES"/>
+        </w:rPr>
+        <w:t>Lucas 20:28,</w:t>
+      </w:r>
       <w:r>
         <w:rPr>
           <w:lang w:val="es_ES" w:bidi="es_ES"/>
         </w:rPr>
         <w:t xml:space="preserve"> </w:t>
       </w:r>
-      <w:hyperlink r:id="rId29">
-        <w:r>
-          <w:rPr>
-            <w:lang w:val="es_ES" w:bidi="es_ES"/>
-          </w:rPr>
-          <w:rPr>
-            <w:color w:val="0000EE"/>
-            <w:u w:val="single"/>
-          </w:rPr>
-          <w:t>Hechos 3:22–23,</w:t>
-        </w:r>
-      </w:hyperlink>
+      <w:r>
+        <w:rPr>
+          <w:lang w:val="es_ES" w:bidi="es_ES"/>
+        </w:rPr>
+        <w:t>Hechos 3:22–23,</w:t>
+      </w:r>
       <w:r>
         <w:rPr>
           <w:lang w:val="es_ES" w:bidi="es_ES"/>
         </w:rPr>
         <w:t xml:space="preserve"> </w:t>
       </w:r>
-      <w:hyperlink r:id="rId30">
-        <w:r>
-          <w:rPr>
-            <w:lang w:val="es_ES" w:bidi="es_ES"/>
-          </w:rPr>
-          <w:rPr>
-            <w:color w:val="0000EE"/>
-            <w:u w:val="single"/>
-          </w:rPr>
-          <w:t>Romanos 10:19,</w:t>
-        </w:r>
-      </w:hyperlink>
+      <w:r>
+        <w:rPr>
+          <w:lang w:val="es_ES" w:bidi="es_ES"/>
+        </w:rPr>
+        <w:t>Romanos 10:19,</w:t>
+      </w:r>
       <w:r>
         <w:rPr>
           <w:lang w:val="es_ES" w:bidi="es_ES"/>
         </w:rPr>
         <w:t xml:space="preserve"> </w:t>
       </w:r>
-      <w:hyperlink r:id="rId31">
-        <w:r>
-          <w:rPr>
-            <w:lang w:val="es_ES" w:bidi="es_ES"/>
-          </w:rPr>
-          <w:rPr>
-            <w:color w:val="0000EE"/>
-            <w:u w:val="single"/>
-          </w:rPr>
-          <w:t>1 Corintios 9:9</w:t>
-        </w:r>
-      </w:hyperlink>
+      <w:r>
+        <w:rPr>
+          <w:lang w:val="es_ES" w:bidi="es_ES"/>
+        </w:rPr>
+        <w:t>1 Corintios 9:9</w:t>
+      </w:r>
       <w:r>
         <w:rPr>
           <w:lang w:val="es_ES" w:bidi="es_ES"/>
@@ -812,18 +698,12 @@
         </w:rPr>
         <w:t xml:space="preserve">Sin embargo, durante los últimos doscientos años, los estudiosos críticos han negado que Moisés escribiera Deuteronomio. Algunos eruditos identifican Deuteronomio como el rollo encontrado en el Templo en la época del rey Josías (alrededor del 621 a.C.; ver </w:t>
       </w:r>
-      <w:hyperlink r:id="rId32">
-        <w:r>
-          <w:rPr>
-            <w:lang w:val="es_ES" w:bidi="es_ES"/>
-          </w:rPr>
-          <w:rPr>
-            <w:color w:val="0000EE"/>
-            <w:u w:val="single"/>
-          </w:rPr>
-          <w:t>2 Reyes 22:8–20</w:t>
-        </w:r>
-      </w:hyperlink>
+      <w:r>
+        <w:rPr>
+          <w:lang w:val="es_ES" w:bidi="es_ES"/>
+        </w:rPr>
+        <w:t>2 Reyes 22:8–20</w:t>
+      </w:r>
       <w:r>
         <w:rPr>
           <w:lang w:val="es_ES" w:bidi="es_ES"/>
@@ -858,18 +738,12 @@
         </w:rPr>
         <w:t xml:space="preserve">En resumen, la perspectiva tradicional de que Moisés fue el autor de la mayor parte del libro es una conclusión razonable. Ciertas adiciones editoriales se incluyeron más tarde (por ejemplo, el relato de la muerte de Moisés; </w:t>
       </w:r>
-      <w:hyperlink r:id="rId33">
-        <w:r>
-          <w:rPr>
-            <w:lang w:val="es_ES" w:bidi="es_ES"/>
-          </w:rPr>
-          <w:rPr>
-            <w:color w:val="0000EE"/>
-            <w:u w:val="single"/>
-          </w:rPr>
-          <w:t>34:5–12</w:t>
-        </w:r>
-      </w:hyperlink>
+      <w:r>
+        <w:rPr>
+          <w:lang w:val="es_ES" w:bidi="es_ES"/>
+        </w:rPr>
+        <w:t>34:5–12</w:t>
+      </w:r>
       <w:r>
         <w:rPr>
           <w:lang w:val="es_ES" w:bidi="es_ES"/>
@@ -941,18 +815,12 @@
         </w:rPr>
         <w:t>El uso que hace Moisés del formato de tratado de suzerano-vasallo deja claro que Deuteronomio es un pacto. Dios eligió a Israel para ser su pueblo especial. No fue el pacto lo que los hizo así, porque ya estaban identificados como el pueblo de Dios antes del Éxodo (</w:t>
       </w:r>
-      <w:hyperlink r:id="rId34">
-        <w:r>
-          <w:rPr>
-            <w:lang w:val="es_ES" w:bidi="es_ES"/>
-          </w:rPr>
-          <w:rPr>
-            <w:color w:val="0000EE"/>
-            <w:u w:val="single"/>
-          </w:rPr>
-          <w:t>Éxodo 4:22–23</w:t>
-        </w:r>
-      </w:hyperlink>
+      <w:r>
+        <w:rPr>
+          <w:lang w:val="es_ES" w:bidi="es_ES"/>
+        </w:rPr>
+        <w:t>Éxodo 4:22–23</w:t>
+      </w:r>
       <w:r>
         <w:rPr>
           <w:lang w:val="es_ES" w:bidi="es_ES"/>
@@ -998,90 +866,60 @@
         </w:rPr>
         <w:t>Israel tenía la libertad de aceptar o rechazar el pacto de Dios (</w:t>
       </w:r>
-      <w:hyperlink r:id="rId35">
-        <w:r>
-          <w:rPr>
-            <w:lang w:val="es_ES" w:bidi="es_ES"/>
-          </w:rPr>
-          <w:rPr>
-            <w:color w:val="0000EE"/>
-            <w:u w:val="single"/>
-          </w:rPr>
-          <w:t>Éxodo 19:7–8</w:t>
-        </w:r>
-      </w:hyperlink>
+      <w:r>
+        <w:rPr>
+          <w:lang w:val="es_ES" w:bidi="es_ES"/>
+        </w:rPr>
+        <w:t>Éxodo 19:7–8</w:t>
+      </w:r>
       <w:r>
         <w:rPr>
           <w:lang w:val="es_ES" w:bidi="es_ES"/>
         </w:rPr>
         <w:t>). Una vez que lo aceptaron, la distribución de bendiciones y maldiciones, como se describe en el pacto, dependía de si obedecían o desobedecían (</w:t>
       </w:r>
-      <w:hyperlink r:id="rId36">
-        <w:r>
-          <w:rPr>
-            <w:lang w:val="es_ES" w:bidi="es_ES"/>
-          </w:rPr>
-          <w:rPr>
-            <w:color w:val="0000EE"/>
-            <w:u w:val="single"/>
-          </w:rPr>
-          <w:t>28:1–6</w:t>
-        </w:r>
-      </w:hyperlink>
+      <w:r>
+        <w:rPr>
+          <w:lang w:val="es_ES" w:bidi="es_ES"/>
+        </w:rPr>
+        <w:t>28:1–6</w:t>
+      </w:r>
       <w:r>
         <w:rPr>
           <w:lang w:val="es_ES" w:bidi="es_ES"/>
         </w:rPr>
         <w:t xml:space="preserve">, </w:t>
       </w:r>
-      <w:hyperlink r:id="rId37">
-        <w:r>
-          <w:rPr>
-            <w:lang w:val="es_ES" w:bidi="es_ES"/>
-          </w:rPr>
-          <w:rPr>
-            <w:color w:val="0000EE"/>
-            <w:u w:val="single"/>
-          </w:rPr>
-          <w:t>15–19</w:t>
-        </w:r>
-      </w:hyperlink>
+      <w:r>
+        <w:rPr>
+          <w:lang w:val="es_ES" w:bidi="es_ES"/>
+        </w:rPr>
+        <w:t>15–19</w:t>
+      </w:r>
       <w:r>
         <w:rPr>
           <w:lang w:val="es_ES" w:bidi="es_ES"/>
         </w:rPr>
         <w:t>). Sin embargo, incluso la desobediencia podría superarse si la nación se arrepintiera, regresara y fuera restaurada a la comunión del pacto (</w:t>
       </w:r>
-      <w:hyperlink r:id="rId38">
-        <w:r>
-          <w:rPr>
-            <w:lang w:val="es_ES" w:bidi="es_ES"/>
-          </w:rPr>
-          <w:rPr>
-            <w:color w:val="0000EE"/>
-            <w:u w:val="single"/>
-          </w:rPr>
-          <w:t>30:1–10</w:t>
-        </w:r>
-      </w:hyperlink>
+      <w:r>
+        <w:rPr>
+          <w:lang w:val="es_ES" w:bidi="es_ES"/>
+        </w:rPr>
+        <w:t>30:1–10</w:t>
+      </w:r>
       <w:r>
         <w:rPr>
           <w:lang w:val="es_ES" w:bidi="es_ES"/>
         </w:rPr>
         <w:t xml:space="preserve">; ver también </w:t>
       </w:r>
-      <w:hyperlink r:id="rId39">
-        <w:r>
-          <w:rPr>
-            <w:lang w:val="es_ES" w:bidi="es_ES"/>
-          </w:rPr>
-          <w:rPr>
-            <w:color w:val="0000EE"/>
-            <w:u w:val="single"/>
-          </w:rPr>
-          <w:t>Lv 26:40–45</w:t>
-        </w:r>
-      </w:hyperlink>
+      <w:r>
+        <w:rPr>
+          <w:lang w:val="es_ES" w:bidi="es_ES"/>
+        </w:rPr>
+        <w:t>Lv 26:40–45</w:t>
+      </w:r>
       <w:r>
         <w:rPr>
           <w:lang w:val="es_ES" w:bidi="es_ES"/>
@@ -1102,36 +940,24 @@
         </w:rPr>
         <w:t>Este pacto no hizo al pueblo de Israel el pueblo de Dios; la promesa de Dios de una descendencia nacional a Abraham ya lo había hecho (</w:t>
       </w:r>
-      <w:hyperlink r:id="rId40">
-        <w:r>
-          <w:rPr>
-            <w:lang w:val="es_ES" w:bidi="es_ES"/>
-          </w:rPr>
-          <w:rPr>
-            <w:color w:val="0000EE"/>
-            <w:u w:val="single"/>
-          </w:rPr>
-          <w:t>Gn 17:1–8</w:t>
-        </w:r>
-      </w:hyperlink>
+      <w:r>
+        <w:rPr>
+          <w:lang w:val="es_ES" w:bidi="es_ES"/>
+        </w:rPr>
+        <w:t>Gn 17:1–8</w:t>
+      </w:r>
       <w:r>
         <w:rPr>
           <w:lang w:val="es_ES" w:bidi="es_ES"/>
         </w:rPr>
         <w:t>). El pacto hecho en el Sinaí le dio a Israel el privilegio de servir al Señor como un reino de sacerdotes (</w:t>
       </w:r>
-      <w:hyperlink r:id="rId41">
-        <w:r>
-          <w:rPr>
-            <w:lang w:val="es_ES" w:bidi="es_ES"/>
-          </w:rPr>
-          <w:rPr>
-            <w:color w:val="0000EE"/>
-            <w:u w:val="single"/>
-          </w:rPr>
-          <w:t>Éxodo 19:4–6</w:t>
-        </w:r>
-      </w:hyperlink>
+      <w:r>
+        <w:rPr>
+          <w:lang w:val="es_ES" w:bidi="es_ES"/>
+        </w:rPr>
+        <w:t>Éxodo 19:4–6</w:t>
+      </w:r>
       <w:r>
         <w:rPr>
           <w:lang w:val="es_ES" w:bidi="es_ES"/>
